--- a/templates/民事案件-自然人/9集体讨论记录.docx
+++ b/templates/民事案件-自然人/9集体讨论记录.docx
@@ -97,7 +97,15 @@
           <w:sz w:val="28"/>
           <w:szCs w:val="28"/>
         </w:rPr>
-        <w:t>委托人：{{名称}}</w:t>
+        <w:t>委托人：</w:t>
+      </w:r>
+      <w:r>
+        <w:rPr>
+          <w:rFonts w:hint="default" w:ascii="SimSun" w:hAnsi="SimSun"/>
+          <w:sz w:val="28"/>
+          <w:szCs w:val="28"/>
+        </w:rPr>
+        <w:t>{{二委托人}}</w:t>
       </w:r>
     </w:p>
     <w:p>
@@ -115,16 +123,119 @@
           <w:sz w:val="28"/>
           <w:szCs w:val="28"/>
         </w:rPr>
-        <w:t>承办律师：</w:t>
-      </w:r>
-      <w:r>
+        <w:t>承办律师：{{十代理律师}}</w:t>
+      </w:r>
+    </w:p>
+    <w:p>
+      <w:pPr>
+        <w:jc w:val="left"/>
         <w:rPr>
           <w:rFonts w:ascii="SimSun" w:hAnsi="SimSun"/>
           <w:sz w:val="28"/>
           <w:szCs w:val="28"/>
         </w:rPr>
+      </w:pPr>
+      <w:r>
+        <w:rPr>
+          <w:rFonts w:hint="eastAsia" w:ascii="SimSun" w:hAnsi="SimSun"/>
+          <w:sz w:val="28"/>
+          <w:szCs w:val="28"/>
+        </w:rPr>
+        <w:t>案由：{{九案由}}</w:t>
+      </w:r>
+    </w:p>
+    <w:p>
+      <w:pPr>
+        <w:jc w:val="left"/>
+        <w:rPr>
+          <w:rFonts w:ascii="SimSun" w:hAnsi="SimSun"/>
+          <w:sz w:val="28"/>
+          <w:szCs w:val="28"/>
+        </w:rPr>
+      </w:pPr>
+    </w:p>
+    <w:p>
+      <w:pPr>
+        <w:jc w:val="left"/>
+        <w:rPr>
+          <w:rFonts w:ascii="SimSun" w:hAnsi="SimSun"/>
+          <w:sz w:val="28"/>
+          <w:szCs w:val="28"/>
+        </w:rPr>
+      </w:pPr>
+      <w:r>
+        <w:rPr>
+          <w:rFonts w:hint="eastAsia" w:ascii="SimSun" w:hAnsi="SimSun"/>
+          <w:sz w:val="28"/>
+          <w:szCs w:val="28"/>
+        </w:rPr>
+        <w:t xml:space="preserve">本案是否需经过集体讨论： 选A（  ），B（  </w:t>
+      </w:r>
+      <w:r>
+        <w:rPr>
+          <w:rFonts w:ascii="SimSun" w:hAnsi="SimSun"/>
+          <w:sz w:val="28"/>
+          <w:szCs w:val="28"/>
+        </w:rPr>
+        <w:t>）</w:t>
+      </w:r>
+      <w:r>
+        <w:rPr>
+          <w:rFonts w:hint="eastAsia" w:ascii="SimSun" w:hAnsi="SimSun"/>
+          <w:sz w:val="28"/>
+          <w:szCs w:val="28"/>
+        </w:rPr>
+        <w:t>;</w:t>
+      </w:r>
+    </w:p>
+    <w:p>
+      <w:pPr>
+        <w:jc w:val="left"/>
+        <w:rPr>
+          <w:rFonts w:ascii="SimSun" w:hAnsi="SimSun"/>
+          <w:b/>
+          <w:sz w:val="28"/>
+          <w:szCs w:val="28"/>
+        </w:rPr>
+      </w:pPr>
+      <w:r>
+        <w:rPr>
+          <w:rFonts w:hint="eastAsia" w:ascii="SimSun" w:hAnsi="SimSun"/>
+          <w:b/>
+          <w:sz w:val="28"/>
+          <w:szCs w:val="28"/>
+        </w:rPr>
+        <w:t>A若未经过集体讨论的，请说明理由：</w:t>
+      </w:r>
+    </w:p>
+    <w:p>
+      <w:pPr>
+        <w:jc w:val="left"/>
+        <w:rPr>
+          <w:rFonts w:ascii="SimSun" w:hAnsi="SimSun"/>
+          <w:sz w:val="28"/>
+          <w:szCs w:val="28"/>
+          <w:u w:val="single"/>
+        </w:rPr>
+      </w:pPr>
+      <w:r>
+        <w:rPr>
+          <w:rFonts w:hint="eastAsia" w:ascii="SimSun" w:hAnsi="SimSun"/>
+          <w:sz w:val="28"/>
+          <w:szCs w:val="28"/>
+          <w:u w:val="single"/>
+        </w:rPr>
         <w:t xml:space="preserve"> </w:t>
       </w:r>
+      <w:r>
+        <w:rPr>
+          <w:rFonts w:ascii="SimSun" w:hAnsi="SimSun"/>
+          <w:sz w:val="28"/>
+          <w:szCs w:val="28"/>
+          <w:u w:val="single"/>
+        </w:rPr>
+        <w:t xml:space="preserve">                                                              </w:t>
+      </w:r>
     </w:p>
     <w:p>
       <w:pPr>
@@ -133,171 +244,70 @@
           <w:rFonts w:ascii="SimSun" w:hAnsi="SimSun"/>
           <w:sz w:val="28"/>
           <w:szCs w:val="28"/>
-        </w:rPr>
-      </w:pPr>
-      <w:r>
-        <w:rPr>
-          <w:rFonts w:hint="eastAsia" w:ascii="SimSun" w:hAnsi="SimSun"/>
-          <w:sz w:val="28"/>
-          <w:szCs w:val="28"/>
-        </w:rPr>
-        <w:t>案由：案由</w:t>
+          <w:u w:val="single"/>
+        </w:rPr>
+      </w:pPr>
+      <w:r>
+        <w:rPr>
+          <w:rFonts w:ascii="SimSun" w:hAnsi="SimSun"/>
+          <w:sz w:val="28"/>
+          <w:szCs w:val="28"/>
+          <w:u w:val="single"/>
+        </w:rPr>
+        <w:t xml:space="preserve">                                                         </w:t>
+      </w:r>
+      <w:r>
+        <w:rPr>
+          <w:rFonts w:hint="eastAsia" w:ascii="SimSun" w:hAnsi="SimSun"/>
+          <w:sz w:val="28"/>
+          <w:szCs w:val="28"/>
+          <w:u w:val="single"/>
+          <w:lang w:val="en-US" w:eastAsia="zh-CN"/>
+        </w:rPr>
+        <w:t xml:space="preserve">   </w:t>
+      </w:r>
+      <w:r>
+        <w:rPr>
+          <w:rFonts w:ascii="SimSun" w:hAnsi="SimSun"/>
+          <w:sz w:val="28"/>
+          <w:szCs w:val="28"/>
+          <w:u w:val="single"/>
+        </w:rPr>
+        <w:t xml:space="preserve">   </w:t>
+      </w:r>
+    </w:p>
+    <w:p>
+      <w:pPr>
+        <w:jc w:val="left"/>
+        <w:rPr>
+          <w:rFonts w:hint="eastAsia" w:ascii="SimSun" w:hAnsi="SimSun" w:eastAsia="SimSun"/>
+          <w:sz w:val="28"/>
+          <w:szCs w:val="28"/>
+          <w:u w:val="none"/>
+          <w:lang w:val="en-US" w:eastAsia="zh-CN"/>
+        </w:rPr>
+      </w:pPr>
+      <w:r>
+        <w:rPr>
+          <w:rFonts w:hint="eastAsia" w:ascii="SimSun" w:hAnsi="SimSun"/>
+          <w:sz w:val="28"/>
+          <w:szCs w:val="28"/>
+          <w:u w:val="none"/>
+          <w:lang w:val="en-US" w:eastAsia="zh-CN"/>
+        </w:rPr>
+        <w:t xml:space="preserve">     </w:t>
       </w:r>
       <w:bookmarkStart w:id="0" w:name="_GoBack"/>
       <w:bookmarkEnd w:id="0"/>
-    </w:p>
-    <w:p>
-      <w:pPr>
-        <w:jc w:val="left"/>
-        <w:rPr>
-          <w:rFonts w:ascii="SimSun" w:hAnsi="SimSun"/>
-          <w:sz w:val="28"/>
-          <w:szCs w:val="28"/>
-        </w:rPr>
-      </w:pPr>
-    </w:p>
-    <w:p>
-      <w:pPr>
-        <w:jc w:val="left"/>
-        <w:rPr>
-          <w:rFonts w:ascii="SimSun" w:hAnsi="SimSun"/>
-          <w:sz w:val="28"/>
-          <w:szCs w:val="28"/>
-        </w:rPr>
-      </w:pPr>
-      <w:r>
-        <w:rPr>
-          <w:rFonts w:hint="eastAsia" w:ascii="SimSun" w:hAnsi="SimSun"/>
-          <w:sz w:val="28"/>
-          <w:szCs w:val="28"/>
-        </w:rPr>
-        <w:t xml:space="preserve">本案是否需经过集体讨论： 选A（  ），B（  </w:t>
-      </w:r>
-      <w:r>
-        <w:rPr>
-          <w:rFonts w:ascii="SimSun" w:hAnsi="SimSun"/>
-          <w:sz w:val="28"/>
-          <w:szCs w:val="28"/>
-        </w:rPr>
-        <w:t>）</w:t>
-      </w:r>
-      <w:r>
-        <w:rPr>
-          <w:rFonts w:hint="eastAsia" w:ascii="SimSun" w:hAnsi="SimSun"/>
-          <w:sz w:val="28"/>
-          <w:szCs w:val="28"/>
-        </w:rPr>
-        <w:t>;</w:t>
-      </w:r>
-    </w:p>
-    <w:p>
-      <w:pPr>
-        <w:jc w:val="left"/>
-        <w:rPr>
-          <w:rFonts w:ascii="SimSun" w:hAnsi="SimSun"/>
-          <w:b/>
-          <w:sz w:val="28"/>
-          <w:szCs w:val="28"/>
-        </w:rPr>
-      </w:pPr>
-      <w:r>
-        <w:rPr>
-          <w:rFonts w:hint="eastAsia" w:ascii="SimSun" w:hAnsi="SimSun"/>
-          <w:b/>
-          <w:sz w:val="28"/>
-          <w:szCs w:val="28"/>
-        </w:rPr>
-        <w:t>A若未经过集体讨论的，请说明理由：</w:t>
-      </w:r>
-    </w:p>
-    <w:p>
-      <w:pPr>
-        <w:jc w:val="left"/>
-        <w:rPr>
-          <w:rFonts w:ascii="SimSun" w:hAnsi="SimSun"/>
-          <w:sz w:val="28"/>
-          <w:szCs w:val="28"/>
-          <w:u w:val="single"/>
-        </w:rPr>
-      </w:pPr>
-      <w:r>
-        <w:rPr>
-          <w:rFonts w:hint="eastAsia" w:ascii="SimSun" w:hAnsi="SimSun"/>
-          <w:sz w:val="28"/>
-          <w:szCs w:val="28"/>
-          <w:u w:val="single"/>
-        </w:rPr>
-        <w:t xml:space="preserve"> </w:t>
-      </w:r>
-      <w:r>
-        <w:rPr>
-          <w:rFonts w:ascii="SimSun" w:hAnsi="SimSun"/>
-          <w:sz w:val="28"/>
-          <w:szCs w:val="28"/>
-          <w:u w:val="single"/>
-        </w:rPr>
-        <w:t xml:space="preserve">                                                              </w:t>
-      </w:r>
-    </w:p>
-    <w:p>
-      <w:pPr>
-        <w:jc w:val="left"/>
-        <w:rPr>
-          <w:rFonts w:ascii="SimSun" w:hAnsi="SimSun"/>
-          <w:sz w:val="28"/>
-          <w:szCs w:val="28"/>
-          <w:u w:val="single"/>
-        </w:rPr>
-      </w:pPr>
-      <w:r>
-        <w:rPr>
-          <w:rFonts w:ascii="SimSun" w:hAnsi="SimSun"/>
-          <w:sz w:val="28"/>
-          <w:szCs w:val="28"/>
-          <w:u w:val="single"/>
-        </w:rPr>
-        <w:t xml:space="preserve">                                                         </w:t>
-      </w:r>
-      <w:r>
-        <w:rPr>
-          <w:rFonts w:hint="eastAsia" w:ascii="SimSun" w:hAnsi="SimSun"/>
-          <w:sz w:val="28"/>
-          <w:szCs w:val="28"/>
-          <w:u w:val="single"/>
-          <w:lang w:val="en-US" w:eastAsia="zh-CN"/>
-        </w:rPr>
-        <w:t xml:space="preserve">   </w:t>
-      </w:r>
-      <w:r>
-        <w:rPr>
-          <w:rFonts w:ascii="SimSun" w:hAnsi="SimSun"/>
-          <w:sz w:val="28"/>
-          <w:szCs w:val="28"/>
-          <w:u w:val="single"/>
-        </w:rPr>
-        <w:t xml:space="preserve">   </w:t>
-      </w:r>
-    </w:p>
-    <w:p>
-      <w:pPr>
-        <w:jc w:val="left"/>
-        <w:rPr>
-          <w:rFonts w:hint="eastAsia" w:ascii="SimSun" w:hAnsi="SimSun" w:eastAsia="SimSun"/>
+      <w:r>
+        <w:rPr>
+          <w:rFonts w:hint="eastAsia" w:ascii="SimSun" w:hAnsi="SimSun"/>
           <w:sz w:val="28"/>
           <w:szCs w:val="28"/>
           <w:u w:val="none"/>
           <w:lang w:val="en-US" w:eastAsia="zh-CN"/>
         </w:rPr>
-      </w:pPr>
-      <w:r>
-        <w:rPr>
-          <w:rFonts w:hint="eastAsia" w:ascii="SimSun" w:hAnsi="SimSun"/>
-          <w:sz w:val="28"/>
-          <w:szCs w:val="28"/>
-          <w:u w:val="none"/>
-          <w:lang w:val="en-US" w:eastAsia="zh-CN"/>
-        </w:rPr>
-        <w:t xml:space="preserve">                                 主办律师签字：</w:t>
+        <w:t xml:space="preserve">                            主办律师签字：</w:t>
       </w:r>
     </w:p>
     <w:p>
@@ -1380,7 +1390,7 @@
     <w:lsdException w:qFormat="1" w:unhideWhenUsed="0" w:uiPriority="0" w:semiHidden="0" w:name="Title"/>
     <w:lsdException w:unhideWhenUsed="0" w:uiPriority="0" w:semiHidden="0" w:name="Closing"/>
     <w:lsdException w:unhideWhenUsed="0" w:uiPriority="0" w:semiHidden="0" w:name="Signature"/>
-    <w:lsdException w:qFormat="1" w:uiPriority="1" w:semiHidden="0" w:name="Default Paragraph Font"/>
+    <w:lsdException w:uiPriority="1" w:semiHidden="0" w:name="Default Paragraph Font"/>
     <w:lsdException w:unhideWhenUsed="0" w:uiPriority="0" w:semiHidden="0" w:name="Body Text"/>
     <w:lsdException w:unhideWhenUsed="0" w:uiPriority="0" w:semiHidden="0" w:name="Body Text Indent"/>
     <w:lsdException w:unhideWhenUsed="0" w:uiPriority="0" w:semiHidden="0" w:name="List Continue"/>
@@ -1400,7 +1410,7 @@
     <w:lsdException w:unhideWhenUsed="0" w:uiPriority="0" w:semiHidden="0" w:name="Body Text Indent 2"/>
     <w:lsdException w:unhideWhenUsed="0" w:uiPriority="0" w:semiHidden="0" w:name="Body Text Indent 3"/>
     <w:lsdException w:unhideWhenUsed="0" w:uiPriority="0" w:semiHidden="0" w:name="Block Text"/>
-    <w:lsdException w:qFormat="1" w:uiPriority="99" w:semiHidden="0" w:name="Hyperlink"/>
+    <w:lsdException w:uiPriority="99" w:semiHidden="0" w:name="Hyperlink"/>
     <w:lsdException w:unhideWhenUsed="0" w:uiPriority="0" w:semiHidden="0" w:name="FollowedHyperlink"/>
     <w:lsdException w:qFormat="1" w:unhideWhenUsed="0" w:uiPriority="0" w:semiHidden="0" w:name="Strong"/>
     <w:lsdException w:qFormat="1" w:unhideWhenUsed="0" w:uiPriority="0" w:semiHidden="0" w:name="Emphasis"/>
@@ -1595,7 +1605,6 @@
   <w:style w:type="character" w:default="1" w:styleId="9">
     <w:name w:val="Default Paragraph Font"/>
     <w:unhideWhenUsed/>
-    <w:qFormat/>
     <w:uiPriority w:val="1"/>
   </w:style>
   <w:style w:type="table" w:default="1" w:styleId="8">
@@ -1691,7 +1700,6 @@
     <w:name w:val="Hyperlink"/>
     <w:basedOn w:val="9"/>
     <w:unhideWhenUsed/>
-    <w:qFormat/>
     <w:uiPriority w:val="99"/>
     <w:rPr>
       <w:color w:val="000000"/>
@@ -1718,7 +1726,6 @@
   <w:style w:type="character" w:customStyle="1" w:styleId="14">
     <w:name w:val="页脚 Char"/>
     <w:link w:val="5"/>
-    <w:qFormat/>
     <w:uiPriority w:val="99"/>
     <w:rPr>
       <w:sz w:val="18"/>
@@ -1751,7 +1758,6 @@
   <w:style w:type="paragraph" w:customStyle="1" w:styleId="17">
     <w:name w:val="List Paragraph"/>
     <w:basedOn w:val="1"/>
-    <w:qFormat/>
     <w:uiPriority w:val="99"/>
     <w:pPr>
       <w:ind w:firstLine="420" w:firstLineChars="200"/>

--- a/templates/民事案件-自然人/9集体讨论记录.docx
+++ b/templates/民事案件-自然人/9集体讨论记录.docx
@@ -105,7 +105,7 @@
           <w:sz w:val="28"/>
           <w:szCs w:val="28"/>
         </w:rPr>
-        <w:t>{{二委托人}}</w:t>
+        <w:t>{{_2委托人}}</w:t>
       </w:r>
     </w:p>
     <w:p>
@@ -123,7 +123,7 @@
           <w:sz w:val="28"/>
           <w:szCs w:val="28"/>
         </w:rPr>
-        <w:t>承办律师：{{十代理律师}}</w:t>
+        <w:t>承办律师：{{_10代理律师}}</w:t>
       </w:r>
     </w:p>
     <w:p>
@@ -141,7 +141,7 @@
           <w:sz w:val="28"/>
           <w:szCs w:val="28"/>
         </w:rPr>
-        <w:t>案由：{{九案由}}</w:t>
+        <w:t>案由：{{_9案由}}</w:t>
       </w:r>
     </w:p>
     <w:p>
